--- a/Backend/Director_Disclosure/Output_Disclosures/2024-25/ADANI_SOLAR_ENERGY_JAISALMER_TWO_PRIVATE_LIMITED/MBP-1/MBP1_Yogesh_Kapde_09232668.docx
+++ b/Backend/Director_Disclosure/Output_Disclosures/2024-25/ADANI_SOLAR_ENERGY_JAISALMER_TWO_PRIVATE_LIMITED/MBP-1/MBP1_Yogesh_Kapde_09232668.docx
@@ -93,152 +93,17 @@
     </w:p>
     <w:p>
       <w:pPr>
-        <w:spacing w:before="0" w:after="0"/>
-        <w:jc w:val="left"/>
-      </w:pPr>
-      <w:r>
-        <w:rPr>
-          <w:rFonts w:ascii="Adani" w:hAnsi="Adani"/>
-          <w:b w:val="0"/>
-          <w:sz w:val="20"/>
-          <w:u w:val="none"/>
-        </w:rPr>
-        <w:t>ADANI RENEWABLE ENERGY SIXTEEN LIMITED</w:t>
-      </w:r>
-    </w:p>
-    <w:p>
-      <w:pPr>
-        <w:spacing w:before="0" w:after="0"/>
-        <w:jc w:val="left"/>
-      </w:pPr>
-      <w:r>
-        <w:rPr>
-          <w:rFonts w:ascii="Adani" w:hAnsi="Adani"/>
-          <w:b w:val="0"/>
-          <w:sz w:val="20"/>
-          <w:u w:val="none"/>
-        </w:rPr>
-        <w:t>ADANI RENEWABLE ENERGY TWELVE LIMITED</w:t>
-      </w:r>
-    </w:p>
-    <w:p>
-      <w:pPr>
-        <w:spacing w:before="0" w:after="0"/>
-        <w:jc w:val="left"/>
-      </w:pPr>
-      <w:r>
-        <w:rPr>
-          <w:rFonts w:ascii="Adani" w:hAnsi="Adani"/>
-          <w:b w:val="0"/>
-          <w:sz w:val="20"/>
-          <w:u w:val="none"/>
-        </w:rPr>
-        <w:t>ADANI RENEWABLE ENERGY HOLDING SIXTEEN LIMITED</w:t>
-      </w:r>
-    </w:p>
-    <w:p>
-      <w:pPr>
-        <w:spacing w:before="0" w:after="0"/>
-        <w:jc w:val="left"/>
-      </w:pPr>
-      <w:r>
-        <w:rPr>
-          <w:rFonts w:ascii="Adani" w:hAnsi="Adani"/>
-          <w:b w:val="0"/>
-          <w:sz w:val="20"/>
-          <w:u w:val="none"/>
-        </w:rPr>
-        <w:t>ADANI SOLAR ENERGY RJ TWO PRIVATE LIMITED</w:t>
-      </w:r>
-    </w:p>
-    <w:p>
-      <w:pPr>
-        <w:spacing w:before="0" w:after="0"/>
-        <w:jc w:val="left"/>
-      </w:pPr>
-      <w:r>
-        <w:rPr>
-          <w:rFonts w:ascii="Adani" w:hAnsi="Adani"/>
-          <w:b w:val="0"/>
-          <w:sz w:val="20"/>
-          <w:u w:val="none"/>
-        </w:rPr>
-        <w:t>ADANI SOLAR ENERGY JAISALMER TWO PRIVATE LIMITED</w:t>
-      </w:r>
-    </w:p>
-    <w:p>
-      <w:pPr>
-        <w:spacing w:before="0" w:after="0"/>
-        <w:jc w:val="left"/>
-      </w:pPr>
-      <w:r>
-        <w:rPr>
-          <w:rFonts w:ascii="Adani" w:hAnsi="Adani"/>
-          <w:b w:val="0"/>
-          <w:sz w:val="20"/>
-          <w:u w:val="none"/>
-        </w:rPr>
-        <w:t>ADANI SOLAR ENERGY JAISALMER ONE PRIVATE LIMITED</w:t>
-      </w:r>
-    </w:p>
-    <w:p>
-      <w:pPr>
-        <w:spacing w:before="0" w:after="0"/>
-        <w:jc w:val="left"/>
-      </w:pPr>
-      <w:r>
-        <w:rPr>
-          <w:rFonts w:ascii="Adani" w:hAnsi="Adani"/>
-          <w:b w:val="0"/>
-          <w:sz w:val="20"/>
-          <w:u w:val="none"/>
-        </w:rPr>
-        <w:t>ADANI SOLAR ENERGY JODHPUR SIX LIMITED</w:t>
-      </w:r>
-    </w:p>
-    <w:p>
-      <w:pPr>
-        <w:spacing w:before="0" w:after="0"/>
-        <w:jc w:val="left"/>
-      </w:pPr>
-      <w:r>
-        <w:rPr>
-          <w:rFonts w:ascii="Adani" w:hAnsi="Adani"/>
-          <w:b w:val="0"/>
-          <w:sz w:val="20"/>
-          <w:u w:val="none"/>
-        </w:rPr>
-        <w:t>ADANI RENEWABLE ENERGY FOURTEEN LIMITED</w:t>
-      </w:r>
-    </w:p>
-    <w:p>
-      <w:pPr>
-        <w:spacing w:before="0" w:after="0"/>
-        <w:jc w:val="left"/>
-      </w:pPr>
-      <w:r>
-        <w:rPr>
-          <w:rFonts w:ascii="Adani" w:hAnsi="Adani"/>
-          <w:b w:val="0"/>
-          <w:sz w:val="20"/>
-          <w:u w:val="none"/>
-        </w:rPr>
-        <w:t>ADANI RENEWABLE ENERGY HOLDING NINETEEN PRIVATE LIMITED</w:t>
-      </w:r>
-    </w:p>
-    <w:p>
-      <w:pPr>
         <w:spacing w:before="0" w:after="160"/>
         <w:jc w:val="left"/>
       </w:pPr>
       <w:r>
         <w:rPr>
           <w:rFonts w:ascii="Adani" w:hAnsi="Adani"/>
-          <w:b w:val="0"/>
+          <w:b/>
           <w:sz w:val="20"/>
           <w:u w:val="none"/>
         </w:rPr>
-        <w:t>ADANI RENEWABLE ENERGY HOLDING EIGHTEEN LIMITED</w:t>
+        <w:t>ADANI SOLAR ENERGY JAISALMER TWO PRIVATE LIMITED</w:t>
       </w:r>
     </w:p>
     <w:p>
@@ -294,7 +159,7 @@
           <w:sz w:val="20"/>
           <w:u w:val="none"/>
         </w:rPr>
-        <w:t>{{FATHER_NAME}}</w:t>
+        <w:t>Mr. Laxman Rao Kapde</w:t>
       </w:r>
       <w:r>
         <w:rPr>
@@ -524,7 +389,7 @@
                 <w:sz w:val="18"/>
                 <w:u w:val="none"/>
               </w:rPr>
-              <w:t>ADANI RENEWABLE ENERGY SIXTEEN LIMITED</w:t>
+              <w:t>ADANI RENEWABLE ENERGY TWELVE LIMITED</w:t>
             </w:r>
           </w:p>
         </w:tc>
@@ -666,7 +531,7 @@
                 <w:sz w:val="18"/>
                 <w:u w:val="none"/>
               </w:rPr>
-              <w:t>ADANI RENEWABLE ENERGY TWELVE LIMITED</w:t>
+              <w:t>ADANI RENEWABLE ENERGY SIXTEEN LIMITED</w:t>
             </w:r>
           </w:p>
         </w:tc>
@@ -1234,7 +1099,7 @@
                 <w:sz w:val="18"/>
                 <w:u w:val="none"/>
               </w:rPr>
-              <w:t>ADANI SOLAR ENERGY JAISALMER ONE PRIVATE LIMITED</w:t>
+              <w:t>ADANI SOLAR ENERGY JODHPUR SIX LIMITED</w:t>
             </w:r>
           </w:p>
         </w:tc>
@@ -1376,7 +1241,7 @@
                 <w:sz w:val="18"/>
                 <w:u w:val="none"/>
               </w:rPr>
-              <w:t>ADANI SOLAR ENERGY JODHPUR SIX LIMITED</w:t>
+              <w:t>ADANI RENEWABLE ENERGY FOURTEEN LIMITED</w:t>
             </w:r>
           </w:p>
         </w:tc>
@@ -1518,7 +1383,7 @@
                 <w:sz w:val="18"/>
                 <w:u w:val="none"/>
               </w:rPr>
-              <w:t>ADANI RENEWABLE ENERGY FOURTEEN LIMITED</w:t>
+              <w:t>ADANI SOLAR ENERGY JAISALMER ONE PRIVATE LIMITED</w:t>
             </w:r>
           </w:p>
         </w:tc>
@@ -1660,7 +1525,7 @@
                 <w:sz w:val="18"/>
                 <w:u w:val="none"/>
               </w:rPr>
-              <w:t>ADANI RENEWABLE ENERGY HOLDING NINETEEN PRIVATE LIMITED</w:t>
+              <w:t>ADANI RENEWABLE ENERGY HOLDING EIGHTEEN LIMITED</w:t>
             </w:r>
           </w:p>
         </w:tc>
@@ -1802,7 +1667,7 @@
                 <w:sz w:val="18"/>
                 <w:u w:val="none"/>
               </w:rPr>
-              <w:t>ADANI RENEWABLE ENERGY HOLDING EIGHTEEN LIMITED</w:t>
+              <w:t>ADANI RENEWABLE ENERGY HOLDING NINETEEN PRIVATE LIMITED</w:t>
             </w:r>
           </w:p>
         </w:tc>
@@ -2123,7 +1988,7 @@
                 <w:sz w:val="18"/>
                 <w:u w:val="none"/>
               </w:rPr>
-              <w:t>Date:   07th May, 2026</w:t>
+              <w:t>Date:   15th May, 2026</w:t>
             </w:r>
           </w:p>
         </w:tc>
@@ -2339,7 +2204,7 @@
           <w:sz w:val="20"/>
           <w:u w:val="none"/>
         </w:rPr>
-        <w:t>NIL</w:t>
+        <w:t>H.U.F in which I am a Member: NA</w:t>
       </w:r>
     </w:p>
     <w:p>
@@ -2367,7 +2232,7 @@
           <w:sz w:val="20"/>
           <w:u w:val="none"/>
         </w:rPr>
-        <w:t>NIL</w:t>
+        <w:t>Wife: Mrs. Kalpana Kapde</w:t>
       </w:r>
     </w:p>
     <w:p>
@@ -2389,174 +2254,441 @@
         <w:t>:</w:t>
       </w:r>
     </w:p>
-    <w:p>
-      <w:pPr>
-        <w:pStyle w:val="ListNumber"/>
-        <w:spacing w:before="0" w:after="40"/>
-        <w:ind w:left="720"/>
-      </w:pPr>
-      <w:r>
-        <w:rPr>
-          <w:rFonts w:ascii="Adani" w:hAnsi="Adani"/>
-          <w:b w:val="0"/>
-          <w:sz w:val="20"/>
-          <w:u w:val="none"/>
-        </w:rPr>
-        <w:t>Father</w:t>
-        <w:tab/>
-        <w:tab/>
-        <w:t>:</w:t>
-        <w:tab/>
-        <w:t>NIL</w:t>
-      </w:r>
-    </w:p>
-    <w:p>
-      <w:pPr>
-        <w:pStyle w:val="ListNumber"/>
-        <w:spacing w:before="0" w:after="40"/>
-        <w:ind w:left="720"/>
-      </w:pPr>
-      <w:r>
-        <w:rPr>
-          <w:rFonts w:ascii="Adani" w:hAnsi="Adani"/>
-          <w:b w:val="0"/>
-          <w:sz w:val="20"/>
-          <w:u w:val="none"/>
-        </w:rPr>
-        <w:t>Mother</w:t>
-        <w:tab/>
-        <w:tab/>
-        <w:t>:</w:t>
-        <w:tab/>
-        <w:t>NIL</w:t>
-      </w:r>
-    </w:p>
-    <w:p>
-      <w:pPr>
-        <w:pStyle w:val="ListNumber"/>
-        <w:spacing w:before="0" w:after="40"/>
-        <w:ind w:left="720"/>
-      </w:pPr>
-      <w:r>
-        <w:rPr>
-          <w:rFonts w:ascii="Adani" w:hAnsi="Adani"/>
-          <w:b w:val="0"/>
-          <w:sz w:val="20"/>
-          <w:u w:val="none"/>
-        </w:rPr>
-        <w:t>Son</w:t>
-        <w:tab/>
-        <w:tab/>
-        <w:t>:</w:t>
-        <w:tab/>
-        <w:t>NIL</w:t>
-      </w:r>
-    </w:p>
-    <w:p>
-      <w:pPr>
-        <w:pStyle w:val="ListNumber"/>
-        <w:spacing w:before="0" w:after="40"/>
-        <w:ind w:left="720"/>
-      </w:pPr>
-      <w:r>
-        <w:rPr>
-          <w:rFonts w:ascii="Adani" w:hAnsi="Adani"/>
-          <w:b w:val="0"/>
-          <w:sz w:val="20"/>
-          <w:u w:val="none"/>
-        </w:rPr>
-        <w:t>Son's Wife</w:t>
-        <w:tab/>
-        <w:tab/>
-        <w:t>:</w:t>
-        <w:tab/>
-        <w:t>NIL</w:t>
-      </w:r>
-    </w:p>
-    <w:p>
-      <w:pPr>
-        <w:pStyle w:val="ListNumber"/>
-        <w:spacing w:before="0" w:after="40"/>
-        <w:ind w:left="720"/>
-      </w:pPr>
-      <w:r>
-        <w:rPr>
-          <w:rFonts w:ascii="Adani" w:hAnsi="Adani"/>
-          <w:b w:val="0"/>
-          <w:sz w:val="20"/>
-          <w:u w:val="none"/>
-        </w:rPr>
-        <w:t>Daughter</w:t>
-        <w:tab/>
-        <w:tab/>
-        <w:t>:</w:t>
-        <w:tab/>
-        <w:t>NIL</w:t>
-      </w:r>
-    </w:p>
-    <w:p>
-      <w:pPr>
-        <w:pStyle w:val="ListNumber"/>
-        <w:spacing w:before="0" w:after="40"/>
-        <w:ind w:left="720"/>
-      </w:pPr>
-      <w:r>
-        <w:rPr>
-          <w:rFonts w:ascii="Adani" w:hAnsi="Adani"/>
-          <w:b w:val="0"/>
-          <w:sz w:val="20"/>
-          <w:u w:val="none"/>
-        </w:rPr>
-        <w:t>Daughter's Husband</w:t>
-        <w:tab/>
-        <w:tab/>
-        <w:t>:</w:t>
-        <w:tab/>
-        <w:t>NIL</w:t>
-      </w:r>
-    </w:p>
-    <w:p>
-      <w:pPr>
-        <w:pStyle w:val="ListNumber"/>
-        <w:spacing w:before="0" w:after="40"/>
-        <w:ind w:left="720"/>
-      </w:pPr>
-      <w:r>
-        <w:rPr>
-          <w:rFonts w:ascii="Adani" w:hAnsi="Adani"/>
-          <w:b w:val="0"/>
-          <w:sz w:val="20"/>
-          <w:u w:val="none"/>
-        </w:rPr>
-        <w:t>Brother</w:t>
-        <w:tab/>
-        <w:tab/>
-        <w:t>:</w:t>
-        <w:tab/>
-        <w:t>NIL</w:t>
-      </w:r>
-    </w:p>
-    <w:p>
-      <w:pPr>
-        <w:pStyle w:val="ListNumber"/>
-        <w:spacing w:before="0" w:after="40"/>
-        <w:ind w:left="720"/>
-      </w:pPr>
-      <w:r>
-        <w:rPr>
-          <w:rFonts w:ascii="Adani" w:hAnsi="Adani"/>
-          <w:b w:val="0"/>
-          <w:sz w:val="20"/>
-          <w:u w:val="none"/>
-        </w:rPr>
-        <w:t>Sister</w:t>
-        <w:tab/>
-        <w:tab/>
-        <w:t>:</w:t>
-        <w:tab/>
-        <w:t>NIL</w:t>
-      </w:r>
-    </w:p>
+    <w:tbl>
+      <w:tblPr>
+        <w:tblW w:type="auto" w:w="0"/>
+        <w:jc w:val="left"/>
+        <w:tblLook w:firstColumn="1" w:firstRow="1" w:lastColumn="0" w:lastRow="0" w:noHBand="0" w:noVBand="1" w:val="04A0"/>
+      </w:tblPr>
+      <w:tblGrid>
+        <w:gridCol w:w="4536"/>
+        <w:gridCol w:w="4536"/>
+      </w:tblGrid>
+      <w:tr>
+        <w:tc>
+          <w:tcPr>
+            <w:tcW w:type="dxa" w:w="4536"/>
+            <w:tcBorders>
+              <w:top w:val="none"/>
+              <w:bottom w:val="none"/>
+              <w:left w:val="none"/>
+              <w:right w:val="none"/>
+            </w:tcBorders>
+          </w:tcPr>
+          <w:p>
+            <w:pPr>
+              <w:ind w:left="720"/>
+            </w:pPr>
+            <w:r>
+              <w:rPr>
+                <w:rFonts w:ascii="Adani" w:hAnsi="Adani"/>
+                <w:b w:val="0"/>
+                <w:sz w:val="20"/>
+                <w:u w:val="none"/>
+              </w:rPr>
+              <w:t>1.</w:t>
+              <w:tab/>
+              <w:t>Father</w:t>
+              <w:tab/>
+              <w:t>:</w:t>
+            </w:r>
+          </w:p>
+        </w:tc>
+        <w:tc>
+          <w:tcPr>
+            <w:tcW w:type="dxa" w:w="4536"/>
+            <w:tcBorders>
+              <w:top w:val="none"/>
+              <w:bottom w:val="none"/>
+              <w:left w:val="none"/>
+              <w:right w:val="none"/>
+            </w:tcBorders>
+          </w:tcPr>
+          <w:p>
+            <w:r>
+              <w:rPr>
+                <w:rFonts w:ascii="Adani" w:hAnsi="Adani"/>
+                <w:b w:val="0"/>
+                <w:sz w:val="20"/>
+                <w:u w:val="none"/>
+              </w:rPr>
+              <w:t>Mr. Laxman Rao Kapde</w:t>
+            </w:r>
+          </w:p>
+        </w:tc>
+      </w:tr>
+      <w:tr>
+        <w:tc>
+          <w:tcPr>
+            <w:tcW w:type="dxa" w:w="4536"/>
+            <w:tcBorders>
+              <w:top w:val="none"/>
+              <w:bottom w:val="none"/>
+              <w:left w:val="none"/>
+              <w:right w:val="none"/>
+            </w:tcBorders>
+          </w:tcPr>
+          <w:p>
+            <w:pPr>
+              <w:ind w:left="720"/>
+            </w:pPr>
+            <w:r>
+              <w:rPr>
+                <w:rFonts w:ascii="Adani" w:hAnsi="Adani"/>
+                <w:b w:val="0"/>
+                <w:sz w:val="20"/>
+                <w:u w:val="none"/>
+              </w:rPr>
+              <w:t>2.</w:t>
+              <w:tab/>
+              <w:t>Mother</w:t>
+              <w:tab/>
+              <w:t>:</w:t>
+            </w:r>
+          </w:p>
+        </w:tc>
+        <w:tc>
+          <w:tcPr>
+            <w:tcW w:type="dxa" w:w="4536"/>
+            <w:tcBorders>
+              <w:top w:val="none"/>
+              <w:bottom w:val="none"/>
+              <w:left w:val="none"/>
+              <w:right w:val="none"/>
+            </w:tcBorders>
+          </w:tcPr>
+          <w:p>
+            <w:r>
+              <w:rPr>
+                <w:rFonts w:ascii="Adani" w:hAnsi="Adani"/>
+                <w:b w:val="0"/>
+                <w:sz w:val="20"/>
+                <w:u w:val="none"/>
+              </w:rPr>
+              <w:t>Mrs. Panchfula Kapde</w:t>
+            </w:r>
+          </w:p>
+        </w:tc>
+      </w:tr>
+      <w:tr>
+        <w:tc>
+          <w:tcPr>
+            <w:tcW w:type="dxa" w:w="4536"/>
+            <w:tcBorders>
+              <w:top w:val="none"/>
+              <w:bottom w:val="none"/>
+              <w:left w:val="none"/>
+              <w:right w:val="none"/>
+            </w:tcBorders>
+          </w:tcPr>
+          <w:p>
+            <w:pPr>
+              <w:ind w:left="720"/>
+            </w:pPr>
+            <w:r>
+              <w:rPr>
+                <w:rFonts w:ascii="Adani" w:hAnsi="Adani"/>
+                <w:b w:val="0"/>
+                <w:sz w:val="20"/>
+                <w:u w:val="none"/>
+              </w:rPr>
+              <w:t>3.</w:t>
+              <w:tab/>
+              <w:t>Son</w:t>
+              <w:tab/>
+              <w:t>:</w:t>
+            </w:r>
+          </w:p>
+        </w:tc>
+        <w:tc>
+          <w:tcPr>
+            <w:tcW w:type="dxa" w:w="4536"/>
+            <w:tcBorders>
+              <w:top w:val="none"/>
+              <w:bottom w:val="none"/>
+              <w:left w:val="none"/>
+              <w:right w:val="none"/>
+            </w:tcBorders>
+          </w:tcPr>
+          <w:p>
+            <w:r>
+              <w:rPr>
+                <w:rFonts w:ascii="Adani" w:hAnsi="Adani"/>
+                <w:b w:val="0"/>
+                <w:sz w:val="20"/>
+                <w:u w:val="none"/>
+              </w:rPr>
+              <w:t>NIL</w:t>
+            </w:r>
+          </w:p>
+        </w:tc>
+      </w:tr>
+      <w:tr>
+        <w:tc>
+          <w:tcPr>
+            <w:tcW w:type="dxa" w:w="4536"/>
+            <w:tcBorders>
+              <w:top w:val="none"/>
+              <w:bottom w:val="none"/>
+              <w:left w:val="none"/>
+              <w:right w:val="none"/>
+            </w:tcBorders>
+          </w:tcPr>
+          <w:p>
+            <w:pPr>
+              <w:ind w:left="720"/>
+            </w:pPr>
+            <w:r>
+              <w:rPr>
+                <w:rFonts w:ascii="Adani" w:hAnsi="Adani"/>
+                <w:b w:val="0"/>
+                <w:sz w:val="20"/>
+                <w:u w:val="none"/>
+              </w:rPr>
+              <w:t>4.</w:t>
+              <w:tab/>
+              <w:t>Son's Wife</w:t>
+              <w:tab/>
+              <w:t>:</w:t>
+            </w:r>
+          </w:p>
+        </w:tc>
+        <w:tc>
+          <w:tcPr>
+            <w:tcW w:type="dxa" w:w="4536"/>
+            <w:tcBorders>
+              <w:top w:val="none"/>
+              <w:bottom w:val="none"/>
+              <w:left w:val="none"/>
+              <w:right w:val="none"/>
+            </w:tcBorders>
+          </w:tcPr>
+          <w:p>
+            <w:r>
+              <w:rPr>
+                <w:rFonts w:ascii="Adani" w:hAnsi="Adani"/>
+                <w:b w:val="0"/>
+                <w:sz w:val="20"/>
+                <w:u w:val="none"/>
+              </w:rPr>
+              <w:t>NIL</w:t>
+            </w:r>
+          </w:p>
+        </w:tc>
+      </w:tr>
+      <w:tr>
+        <w:tc>
+          <w:tcPr>
+            <w:tcW w:type="dxa" w:w="4536"/>
+            <w:tcBorders>
+              <w:top w:val="none"/>
+              <w:bottom w:val="none"/>
+              <w:left w:val="none"/>
+              <w:right w:val="none"/>
+            </w:tcBorders>
+          </w:tcPr>
+          <w:p>
+            <w:pPr>
+              <w:ind w:left="720"/>
+            </w:pPr>
+            <w:r>
+              <w:rPr>
+                <w:rFonts w:ascii="Adani" w:hAnsi="Adani"/>
+                <w:b w:val="0"/>
+                <w:sz w:val="20"/>
+                <w:u w:val="none"/>
+              </w:rPr>
+              <w:t>5.</w:t>
+              <w:tab/>
+              <w:t>Daughter</w:t>
+              <w:tab/>
+              <w:t>:</w:t>
+            </w:r>
+          </w:p>
+        </w:tc>
+        <w:tc>
+          <w:tcPr>
+            <w:tcW w:type="dxa" w:w="4536"/>
+            <w:tcBorders>
+              <w:top w:val="none"/>
+              <w:bottom w:val="none"/>
+              <w:left w:val="none"/>
+              <w:right w:val="none"/>
+            </w:tcBorders>
+          </w:tcPr>
+          <w:p>
+            <w:r>
+              <w:rPr>
+                <w:rFonts w:ascii="Adani" w:hAnsi="Adani"/>
+                <w:b w:val="0"/>
+                <w:sz w:val="20"/>
+                <w:u w:val="none"/>
+              </w:rPr>
+              <w:t>Ms. Bhoomika Kapde</w:t>
+            </w:r>
+          </w:p>
+        </w:tc>
+      </w:tr>
+      <w:tr>
+        <w:tc>
+          <w:tcPr>
+            <w:tcW w:type="dxa" w:w="4536"/>
+            <w:tcBorders>
+              <w:top w:val="none"/>
+              <w:bottom w:val="none"/>
+              <w:left w:val="none"/>
+              <w:right w:val="none"/>
+            </w:tcBorders>
+          </w:tcPr>
+          <w:p>
+            <w:pPr>
+              <w:ind w:left="720"/>
+            </w:pPr>
+            <w:r>
+              <w:rPr>
+                <w:rFonts w:ascii="Adani" w:hAnsi="Adani"/>
+                <w:b w:val="0"/>
+                <w:sz w:val="20"/>
+                <w:u w:val="none"/>
+              </w:rPr>
+              <w:t>6.</w:t>
+              <w:tab/>
+              <w:t>Daughter's Husband</w:t>
+              <w:tab/>
+              <w:t>:</w:t>
+            </w:r>
+          </w:p>
+        </w:tc>
+        <w:tc>
+          <w:tcPr>
+            <w:tcW w:type="dxa" w:w="4536"/>
+            <w:tcBorders>
+              <w:top w:val="none"/>
+              <w:bottom w:val="none"/>
+              <w:left w:val="none"/>
+              <w:right w:val="none"/>
+            </w:tcBorders>
+          </w:tcPr>
+          <w:p>
+            <w:r>
+              <w:rPr>
+                <w:rFonts w:ascii="Adani" w:hAnsi="Adani"/>
+                <w:b w:val="0"/>
+                <w:sz w:val="20"/>
+                <w:u w:val="none"/>
+              </w:rPr>
+              <w:t>NIL</w:t>
+            </w:r>
+          </w:p>
+        </w:tc>
+      </w:tr>
+      <w:tr>
+        <w:tc>
+          <w:tcPr>
+            <w:tcW w:type="dxa" w:w="4536"/>
+            <w:tcBorders>
+              <w:top w:val="none"/>
+              <w:bottom w:val="none"/>
+              <w:left w:val="none"/>
+              <w:right w:val="none"/>
+            </w:tcBorders>
+          </w:tcPr>
+          <w:p>
+            <w:pPr>
+              <w:ind w:left="720"/>
+            </w:pPr>
+            <w:r>
+              <w:rPr>
+                <w:rFonts w:ascii="Adani" w:hAnsi="Adani"/>
+                <w:b w:val="0"/>
+                <w:sz w:val="20"/>
+                <w:u w:val="none"/>
+              </w:rPr>
+              <w:t>7.</w:t>
+              <w:tab/>
+              <w:t>Brother</w:t>
+              <w:tab/>
+              <w:t>:</w:t>
+            </w:r>
+          </w:p>
+        </w:tc>
+        <w:tc>
+          <w:tcPr>
+            <w:tcW w:type="dxa" w:w="4536"/>
+            <w:tcBorders>
+              <w:top w:val="none"/>
+              <w:bottom w:val="none"/>
+              <w:left w:val="none"/>
+              <w:right w:val="none"/>
+            </w:tcBorders>
+          </w:tcPr>
+          <w:p>
+            <w:r>
+              <w:rPr>
+                <w:rFonts w:ascii="Adani" w:hAnsi="Adani"/>
+                <w:b w:val="0"/>
+                <w:sz w:val="20"/>
+                <w:u w:val="none"/>
+              </w:rPr>
+              <w:t>NIL</w:t>
+            </w:r>
+          </w:p>
+        </w:tc>
+      </w:tr>
+      <w:tr>
+        <w:tc>
+          <w:tcPr>
+            <w:tcW w:type="dxa" w:w="4536"/>
+            <w:tcBorders>
+              <w:top w:val="none"/>
+              <w:bottom w:val="none"/>
+              <w:left w:val="none"/>
+              <w:right w:val="none"/>
+            </w:tcBorders>
+          </w:tcPr>
+          <w:p>
+            <w:pPr>
+              <w:ind w:left="720"/>
+            </w:pPr>
+            <w:r>
+              <w:rPr>
+                <w:rFonts w:ascii="Adani" w:hAnsi="Adani"/>
+                <w:b w:val="0"/>
+                <w:sz w:val="20"/>
+                <w:u w:val="none"/>
+              </w:rPr>
+              <w:t>8.</w:t>
+              <w:tab/>
+              <w:t>Sister</w:t>
+              <w:tab/>
+              <w:t>:</w:t>
+            </w:r>
+          </w:p>
+        </w:tc>
+        <w:tc>
+          <w:tcPr>
+            <w:tcW w:type="dxa" w:w="4536"/>
+            <w:tcBorders>
+              <w:top w:val="none"/>
+              <w:bottom w:val="none"/>
+              <w:left w:val="none"/>
+              <w:right w:val="none"/>
+            </w:tcBorders>
+          </w:tcPr>
+          <w:p>
+            <w:r>
+              <w:rPr>
+                <w:rFonts w:ascii="Adani" w:hAnsi="Adani"/>
+                <w:b w:val="0"/>
+                <w:sz w:val="20"/>
+                <w:u w:val="none"/>
+              </w:rPr>
+              <w:t>Ms. Swara Kapde</w:t>
+            </w:r>
+          </w:p>
+        </w:tc>
+      </w:tr>
+    </w:tbl>
     <w:p/>
     <w:p>
       <w:pPr>
@@ -2893,7 +3025,7 @@
                 <w:sz w:val="18"/>
                 <w:u w:val="none"/>
               </w:rPr>
-              <w:t>Date:   07th May, 2026</w:t>
+              <w:t>Date:   15th May, 2026</w:t>
             </w:r>
           </w:p>
         </w:tc>
@@ -3054,7 +3186,7 @@
           <w:sz w:val="20"/>
           <w:u w:val="none"/>
         </w:rPr>
-        <w:t>07th May, 2026</w:t>
+        <w:t>15th May, 2026</w:t>
       </w:r>
     </w:p>
     <w:p>
@@ -3099,7 +3231,7 @@
           <w:sz w:val="20"/>
           <w:u w:val="none"/>
         </w:rPr>
-        <w:t>ADANI RENEWABLE ENERGY SIXTEEN LIMITED</w:t>
+        <w:t>ADANI RENEWABLE ENERGY TWELVE LIMITED</w:t>
       </w:r>
     </w:p>
     <w:p>
@@ -3114,7 +3246,7 @@
           <w:sz w:val="20"/>
           <w:u w:val="none"/>
         </w:rPr>
-        <w:t>ADANI RENEWABLE ENERGY TWELVE LIMITED</w:t>
+        <w:t>ADANI RENEWABLE ENERGY SIXTEEN LIMITED</w:t>
       </w:r>
     </w:p>
     <w:p>
@@ -3174,21 +3306,6 @@
           <w:sz w:val="20"/>
           <w:u w:val="none"/>
         </w:rPr>
-        <w:t>ADANI SOLAR ENERGY JAISALMER ONE PRIVATE LIMITED</w:t>
-      </w:r>
-    </w:p>
-    <w:p>
-      <w:pPr>
-        <w:spacing w:before="0" w:after="20"/>
-        <w:jc w:val="left"/>
-      </w:pPr>
-      <w:r>
-        <w:rPr>
-          <w:rFonts w:ascii="Adani" w:hAnsi="Adani"/>
-          <w:b/>
-          <w:sz w:val="20"/>
-          <w:u w:val="none"/>
-        </w:rPr>
         <w:t>ADANI SOLAR ENERGY JODHPUR SIX LIMITED</w:t>
       </w:r>
     </w:p>
@@ -3219,7 +3336,7 @@
           <w:sz w:val="20"/>
           <w:u w:val="none"/>
         </w:rPr>
-        <w:t>ADANI RENEWABLE ENERGY HOLDING NINETEEN PRIVATE LIMITED</w:t>
+        <w:t>ADANI SOLAR ENERGY JAISALMER ONE PRIVATE LIMITED</w:t>
       </w:r>
     </w:p>
     <w:p>
@@ -3235,6 +3352,21 @@
           <w:u w:val="none"/>
         </w:rPr>
         <w:t>ADANI RENEWABLE ENERGY HOLDING EIGHTEEN LIMITED</w:t>
+      </w:r>
+    </w:p>
+    <w:p>
+      <w:pPr>
+        <w:spacing w:before="0" w:after="20"/>
+        <w:jc w:val="left"/>
+      </w:pPr>
+      <w:r>
+        <w:rPr>
+          <w:rFonts w:ascii="Adani" w:hAnsi="Adani"/>
+          <w:b/>
+          <w:sz w:val="20"/>
+          <w:u w:val="none"/>
+        </w:rPr>
+        <w:t>ADANI RENEWABLE ENERGY HOLDING NINETEEN PRIVATE LIMITED</w:t>
       </w:r>
     </w:p>
     <w:p/>
@@ -3295,7 +3427,7 @@
           <w:sz w:val="20"/>
           <w:u w:val="none"/>
         </w:rPr>
-        <w:t>ADANI RENEWABLE ENERGY SIXTEEN LIMITED</w:t>
+        <w:t>ADANI RENEWABLE ENERGY TWELVE LIMITED</w:t>
       </w:r>
     </w:p>
     <w:p>
@@ -3310,7 +3442,7 @@
           <w:sz w:val="20"/>
           <w:u w:val="none"/>
         </w:rPr>
-        <w:t>ADANI RENEWABLE ENERGY TWELVE LIMITED</w:t>
+        <w:t>ADANI RENEWABLE ENERGY SIXTEEN LIMITED</w:t>
       </w:r>
     </w:p>
     <w:p>
@@ -4411,7 +4543,7 @@
                 <w:sz w:val="18"/>
                 <w:u w:val="none"/>
               </w:rPr>
-              <w:t>U74990DL2018PLC335496</w:t>
+              <w:t>U40106DL2018PLC337548</w:t>
             </w:r>
           </w:p>
         </w:tc>
@@ -4439,7 +4571,7 @@
                 <w:sz w:val="18"/>
                 <w:u w:val="none"/>
               </w:rPr>
-              <w:t>ADANI RENEWABLE ENERGY SIXTEEN LIMITED</w:t>
+              <w:t>ADANI RENEWABLE ENERGY TWELVE LIMITED</w:t>
             </w:r>
           </w:p>
         </w:tc>
@@ -4525,7 +4657,7 @@
                 <w:sz w:val="18"/>
                 <w:u w:val="none"/>
               </w:rPr>
-              <w:t>U40106DL2018PLC337548</w:t>
+              <w:t>U74990DL2018PLC335496</w:t>
             </w:r>
           </w:p>
         </w:tc>
@@ -4553,7 +4685,7 @@
                 <w:sz w:val="18"/>
                 <w:u w:val="none"/>
               </w:rPr>
-              <w:t>ADANI RENEWABLE ENERGY TWELVE LIMITED</w:t>
+              <w:t>ADANI RENEWABLE ENERGY SIXTEEN LIMITED</w:t>
             </w:r>
           </w:p>
         </w:tc>
@@ -4981,120 +5113,6 @@
                 <w:sz w:val="18"/>
                 <w:u w:val="none"/>
               </w:rPr>
-              <w:t>U40106DL2019PTC357282</w:t>
-            </w:r>
-          </w:p>
-        </w:tc>
-        <w:tc>
-          <w:tcPr>
-            <w:tcW w:type="dxa" w:w="4252"/>
-            <w:shd w:val="clear" w:color="auto" w:fill="FFFFFF"/>
-            <w:tcBorders>
-              <w:top w:val="single" w:sz="4" w:space="0" w:color="000000"/>
-              <w:left w:val="single" w:sz="4" w:space="0" w:color="000000"/>
-              <w:bottom w:val="single" w:sz="4" w:space="0" w:color="000000"/>
-              <w:right w:val="single" w:sz="4" w:space="0" w:color="000000"/>
-            </w:tcBorders>
-            <w:vAlign w:val="center"/>
-          </w:tcPr>
-          <w:p>
-            <w:pPr>
-              <w:spacing w:before="40" w:after="40"/>
-              <w:jc w:val="left"/>
-            </w:pPr>
-            <w:r>
-              <w:rPr>
-                <w:rFonts w:ascii="Adani" w:hAnsi="Adani"/>
-                <w:b w:val="0"/>
-                <w:sz w:val="18"/>
-                <w:u w:val="none"/>
-              </w:rPr>
-              <w:t>ADANI SOLAR ENERGY JAISALMER ONE PRIVATE LIMITED</w:t>
-            </w:r>
-          </w:p>
-        </w:tc>
-        <w:tc>
-          <w:tcPr>
-            <w:tcW w:type="dxa" w:w="1587"/>
-            <w:shd w:val="clear" w:color="auto" w:fill="FFFFFF"/>
-            <w:tcBorders>
-              <w:top w:val="single" w:sz="4" w:space="0" w:color="000000"/>
-              <w:left w:val="single" w:sz="4" w:space="0" w:color="000000"/>
-              <w:bottom w:val="single" w:sz="4" w:space="0" w:color="000000"/>
-              <w:right w:val="single" w:sz="4" w:space="0" w:color="000000"/>
-            </w:tcBorders>
-            <w:vAlign w:val="center"/>
-          </w:tcPr>
-          <w:p>
-            <w:pPr>
-              <w:spacing w:before="40" w:after="40"/>
-              <w:jc w:val="left"/>
-            </w:pPr>
-            <w:r>
-              <w:rPr>
-                <w:rFonts w:ascii="Adani" w:hAnsi="Adani"/>
-                <w:b w:val="0"/>
-                <w:sz w:val="18"/>
-                <w:u w:val="none"/>
-              </w:rPr>
-              <w:t>Director</w:t>
-            </w:r>
-          </w:p>
-        </w:tc>
-        <w:tc>
-          <w:tcPr>
-            <w:tcW w:type="dxa" w:w="1304"/>
-            <w:shd w:val="clear" w:color="auto" w:fill="FFFFFF"/>
-            <w:tcBorders>
-              <w:top w:val="single" w:sz="4" w:space="0" w:color="000000"/>
-              <w:left w:val="single" w:sz="4" w:space="0" w:color="000000"/>
-              <w:bottom w:val="single" w:sz="4" w:space="0" w:color="000000"/>
-              <w:right w:val="single" w:sz="4" w:space="0" w:color="000000"/>
-            </w:tcBorders>
-            <w:vAlign w:val="center"/>
-          </w:tcPr>
-          <w:p>
-            <w:pPr>
-              <w:spacing w:before="40" w:after="40"/>
-              <w:jc w:val="left"/>
-            </w:pPr>
-            <w:r>
-              <w:rPr>
-                <w:rFonts w:ascii="Adani" w:hAnsi="Adani"/>
-                <w:b w:val="0"/>
-                <w:sz w:val="18"/>
-                <w:u w:val="none"/>
-              </w:rPr>
-              <w:t>30/09/2021</w:t>
-            </w:r>
-          </w:p>
-        </w:tc>
-      </w:tr>
-      <w:tr>
-        <w:tc>
-          <w:tcPr>
-            <w:tcW w:type="dxa" w:w="2268"/>
-            <w:shd w:val="clear" w:color="auto" w:fill="FFFFFF"/>
-            <w:tcBorders>
-              <w:top w:val="single" w:sz="4" w:space="0" w:color="000000"/>
-              <w:left w:val="single" w:sz="4" w:space="0" w:color="000000"/>
-              <w:bottom w:val="single" w:sz="4" w:space="0" w:color="000000"/>
-              <w:right w:val="single" w:sz="4" w:space="0" w:color="000000"/>
-            </w:tcBorders>
-            <w:vAlign w:val="center"/>
-          </w:tcPr>
-          <w:p>
-            <w:pPr>
-              <w:spacing w:before="40" w:after="40"/>
-              <w:jc w:val="left"/>
-            </w:pPr>
-            <w:r>
-              <w:rPr>
-                <w:rFonts w:ascii="Adani" w:hAnsi="Adani"/>
-                <w:b w:val="0"/>
-                <w:sz w:val="18"/>
-                <w:u w:val="none"/>
-              </w:rPr>
               <w:t>U40106DL2020PLC363025</w:t>
             </w:r>
           </w:p>
@@ -5323,7 +5341,7 @@
                 <w:sz w:val="18"/>
                 <w:u w:val="none"/>
               </w:rPr>
-              <w:t>U74999DL2018PTC335493</w:t>
+              <w:t>U40106DL2019PTC357282</w:t>
             </w:r>
           </w:p>
         </w:tc>
@@ -5351,7 +5369,7 @@
                 <w:sz w:val="18"/>
                 <w:u w:val="none"/>
               </w:rPr>
-              <w:t>ADANI RENEWABLE ENERGY HOLDING NINETEEN PRIVATE LIMITED</w:t>
+              <w:t>ADANI SOLAR ENERGY JAISALMER ONE PRIVATE LIMITED</w:t>
             </w:r>
           </w:p>
         </w:tc>
@@ -5466,6 +5484,120 @@
                 <w:u w:val="none"/>
               </w:rPr>
               <w:t>ADANI RENEWABLE ENERGY HOLDING EIGHTEEN LIMITED</w:t>
+            </w:r>
+          </w:p>
+        </w:tc>
+        <w:tc>
+          <w:tcPr>
+            <w:tcW w:type="dxa" w:w="1587"/>
+            <w:shd w:val="clear" w:color="auto" w:fill="FFFFFF"/>
+            <w:tcBorders>
+              <w:top w:val="single" w:sz="4" w:space="0" w:color="000000"/>
+              <w:left w:val="single" w:sz="4" w:space="0" w:color="000000"/>
+              <w:bottom w:val="single" w:sz="4" w:space="0" w:color="000000"/>
+              <w:right w:val="single" w:sz="4" w:space="0" w:color="000000"/>
+            </w:tcBorders>
+            <w:vAlign w:val="center"/>
+          </w:tcPr>
+          <w:p>
+            <w:pPr>
+              <w:spacing w:before="40" w:after="40"/>
+              <w:jc w:val="left"/>
+            </w:pPr>
+            <w:r>
+              <w:rPr>
+                <w:rFonts w:ascii="Adani" w:hAnsi="Adani"/>
+                <w:b w:val="0"/>
+                <w:sz w:val="18"/>
+                <w:u w:val="none"/>
+              </w:rPr>
+              <w:t>Director</w:t>
+            </w:r>
+          </w:p>
+        </w:tc>
+        <w:tc>
+          <w:tcPr>
+            <w:tcW w:type="dxa" w:w="1304"/>
+            <w:shd w:val="clear" w:color="auto" w:fill="FFFFFF"/>
+            <w:tcBorders>
+              <w:top w:val="single" w:sz="4" w:space="0" w:color="000000"/>
+              <w:left w:val="single" w:sz="4" w:space="0" w:color="000000"/>
+              <w:bottom w:val="single" w:sz="4" w:space="0" w:color="000000"/>
+              <w:right w:val="single" w:sz="4" w:space="0" w:color="000000"/>
+            </w:tcBorders>
+            <w:vAlign w:val="center"/>
+          </w:tcPr>
+          <w:p>
+            <w:pPr>
+              <w:spacing w:before="40" w:after="40"/>
+              <w:jc w:val="left"/>
+            </w:pPr>
+            <w:r>
+              <w:rPr>
+                <w:rFonts w:ascii="Adani" w:hAnsi="Adani"/>
+                <w:b w:val="0"/>
+                <w:sz w:val="18"/>
+                <w:u w:val="none"/>
+              </w:rPr>
+              <w:t>30/09/2021</w:t>
+            </w:r>
+          </w:p>
+        </w:tc>
+      </w:tr>
+      <w:tr>
+        <w:tc>
+          <w:tcPr>
+            <w:tcW w:type="dxa" w:w="2268"/>
+            <w:shd w:val="clear" w:color="auto" w:fill="FFFFFF"/>
+            <w:tcBorders>
+              <w:top w:val="single" w:sz="4" w:space="0" w:color="000000"/>
+              <w:left w:val="single" w:sz="4" w:space="0" w:color="000000"/>
+              <w:bottom w:val="single" w:sz="4" w:space="0" w:color="000000"/>
+              <w:right w:val="single" w:sz="4" w:space="0" w:color="000000"/>
+            </w:tcBorders>
+            <w:vAlign w:val="center"/>
+          </w:tcPr>
+          <w:p>
+            <w:pPr>
+              <w:spacing w:before="40" w:after="40"/>
+              <w:jc w:val="left"/>
+            </w:pPr>
+            <w:r>
+              <w:rPr>
+                <w:rFonts w:ascii="Adani" w:hAnsi="Adani"/>
+                <w:b w:val="0"/>
+                <w:sz w:val="18"/>
+                <w:u w:val="none"/>
+              </w:rPr>
+              <w:t>U74999DL2018PTC335493</w:t>
+            </w:r>
+          </w:p>
+        </w:tc>
+        <w:tc>
+          <w:tcPr>
+            <w:tcW w:type="dxa" w:w="4252"/>
+            <w:shd w:val="clear" w:color="auto" w:fill="FFFFFF"/>
+            <w:tcBorders>
+              <w:top w:val="single" w:sz="4" w:space="0" w:color="000000"/>
+              <w:left w:val="single" w:sz="4" w:space="0" w:color="000000"/>
+              <w:bottom w:val="single" w:sz="4" w:space="0" w:color="000000"/>
+              <w:right w:val="single" w:sz="4" w:space="0" w:color="000000"/>
+            </w:tcBorders>
+            <w:vAlign w:val="center"/>
+          </w:tcPr>
+          <w:p>
+            <w:pPr>
+              <w:spacing w:before="40" w:after="40"/>
+              <w:jc w:val="left"/>
+            </w:pPr>
+            <w:r>
+              <w:rPr>
+                <w:rFonts w:ascii="Adani" w:hAnsi="Adani"/>
+                <w:b w:val="0"/>
+                <w:sz w:val="18"/>
+                <w:u w:val="none"/>
+              </w:rPr>
+              <w:t>ADANI RENEWABLE ENERGY HOLDING NINETEEN PRIVATE LIMITED</w:t>
             </w:r>
           </w:p>
         </w:tc>

--- a/Backend/Director_Disclosure/Output_Disclosures/2024-25/ADANI_SOLAR_ENERGY_JAISALMER_TWO_PRIVATE_LIMITED/MBP-1/MBP1_Yogesh_Kapde_09232668.docx
+++ b/Backend/Director_Disclosure/Output_Disclosures/2024-25/ADANI_SOLAR_ENERGY_JAISALMER_TWO_PRIVATE_LIMITED/MBP-1/MBP1_Yogesh_Kapde_09232668.docx
@@ -1988,7 +1988,7 @@
                 <w:sz w:val="18"/>
                 <w:u w:val="none"/>
               </w:rPr>
-              <w:t>Date:   15th May, 2026</w:t>
+              <w:t>Date:   27th May, 2026</w:t>
             </w:r>
           </w:p>
         </w:tc>
@@ -3025,7 +3025,7 @@
                 <w:sz w:val="18"/>
                 <w:u w:val="none"/>
               </w:rPr>
-              <w:t>Date:   15th May, 2026</w:t>
+              <w:t>Date:   27th May, 2026</w:t>
             </w:r>
           </w:p>
         </w:tc>
@@ -3186,7 +3186,7 @@
           <w:sz w:val="20"/>
           <w:u w:val="none"/>
         </w:rPr>
-        <w:t>15th May, 2026</w:t>
+        <w:t>27th May, 2026</w:t>
       </w:r>
     </w:p>
     <w:p>

--- a/Backend/Director_Disclosure/Output_Disclosures/2024-25/ADANI_SOLAR_ENERGY_JAISALMER_TWO_PRIVATE_LIMITED/MBP-1/MBP1_Yogesh_Kapde_09232668.docx
+++ b/Backend/Director_Disclosure/Output_Disclosures/2024-25/ADANI_SOLAR_ENERGY_JAISALMER_TWO_PRIVATE_LIMITED/MBP-1/MBP1_Yogesh_Kapde_09232668.docx
@@ -389,7 +389,7 @@
                 <w:sz w:val="18"/>
                 <w:u w:val="none"/>
               </w:rPr>
-              <w:t>ADANI RENEWABLE ENERGY TWELVE LIMITED</w:t>
+              <w:t>ADANI RENEWABLE ENERGY SIXTEEN LIMITED</w:t>
             </w:r>
           </w:p>
         </w:tc>
@@ -531,7 +531,7 @@
                 <w:sz w:val="18"/>
                 <w:u w:val="none"/>
               </w:rPr>
-              <w:t>ADANI RENEWABLE ENERGY SIXTEEN LIMITED</w:t>
+              <w:t>ADANI RENEWABLE ENERGY HOLDING SIXTEEN LIMITED</w:t>
             </w:r>
           </w:p>
         </w:tc>
@@ -673,7 +673,7 @@
                 <w:sz w:val="18"/>
                 <w:u w:val="none"/>
               </w:rPr>
-              <w:t>ADANI RENEWABLE ENERGY HOLDING SIXTEEN LIMITED</w:t>
+              <w:t>ADANI RENEWABLE ENERGY TWELVE LIMITED</w:t>
             </w:r>
           </w:p>
         </w:tc>
@@ -957,7 +957,7 @@
                 <w:sz w:val="18"/>
                 <w:u w:val="none"/>
               </w:rPr>
-              <w:t>ADANI SOLAR ENERGY JAISALMER TWO PRIVATE LIMITED</w:t>
+              <w:t>ADANI RENEWABLE ENERGY HOLDING NINETEEN PRIVATE LIMITED</w:t>
             </w:r>
           </w:p>
         </w:tc>
@@ -1099,7 +1099,7 @@
                 <w:sz w:val="18"/>
                 <w:u w:val="none"/>
               </w:rPr>
-              <w:t>ADANI SOLAR ENERGY JODHPUR SIX LIMITED</w:t>
+              <w:t>ADANI SOLAR ENERGY JAISALMER TWO PRIVATE LIMITED</w:t>
             </w:r>
           </w:p>
         </w:tc>
@@ -1241,7 +1241,7 @@
                 <w:sz w:val="18"/>
                 <w:u w:val="none"/>
               </w:rPr>
-              <w:t>ADANI RENEWABLE ENERGY FOURTEEN LIMITED</w:t>
+              <w:t>ADANI SOLAR ENERGY JAISALMER ONE PRIVATE LIMITED</w:t>
             </w:r>
           </w:p>
         </w:tc>
@@ -1383,7 +1383,7 @@
                 <w:sz w:val="18"/>
                 <w:u w:val="none"/>
               </w:rPr>
-              <w:t>ADANI SOLAR ENERGY JAISALMER ONE PRIVATE LIMITED</w:t>
+              <w:t>ADANI RENEWABLE ENERGY HOLDING EIGHTEEN LIMITED</w:t>
             </w:r>
           </w:p>
         </w:tc>
@@ -1525,7 +1525,7 @@
                 <w:sz w:val="18"/>
                 <w:u w:val="none"/>
               </w:rPr>
-              <w:t>ADANI RENEWABLE ENERGY HOLDING EIGHTEEN LIMITED</w:t>
+              <w:t>ADANI SOLAR ENERGY JODHPUR SIX LIMITED</w:t>
             </w:r>
           </w:p>
         </w:tc>
@@ -1667,7 +1667,7 @@
                 <w:sz w:val="18"/>
                 <w:u w:val="none"/>
               </w:rPr>
-              <w:t>ADANI RENEWABLE ENERGY HOLDING NINETEEN PRIVATE LIMITED</w:t>
+              <w:t>ADANI RENEWABLE ENERGY FOURTEEN LIMITED</w:t>
             </w:r>
           </w:p>
         </w:tc>
@@ -1988,7 +1988,7 @@
                 <w:sz w:val="18"/>
                 <w:u w:val="none"/>
               </w:rPr>
-              <w:t>Date:   27th May, 2026</w:t>
+              <w:t>Date:   09th June, 2026</w:t>
             </w:r>
           </w:p>
         </w:tc>
@@ -3025,7 +3025,7 @@
                 <w:sz w:val="18"/>
                 <w:u w:val="none"/>
               </w:rPr>
-              <w:t>Date:   27th May, 2026</w:t>
+              <w:t>Date:   09th June, 2026</w:t>
             </w:r>
           </w:p>
         </w:tc>
@@ -3186,7 +3186,7 @@
           <w:sz w:val="20"/>
           <w:u w:val="none"/>
         </w:rPr>
-        <w:t>27th May, 2026</w:t>
+        <w:t>09th June, 2026</w:t>
       </w:r>
     </w:p>
     <w:p>
@@ -3231,21 +3231,6 @@
           <w:sz w:val="20"/>
           <w:u w:val="none"/>
         </w:rPr>
-        <w:t>ADANI RENEWABLE ENERGY TWELVE LIMITED</w:t>
-      </w:r>
-    </w:p>
-    <w:p>
-      <w:pPr>
-        <w:spacing w:before="0" w:after="20"/>
-        <w:jc w:val="left"/>
-      </w:pPr>
-      <w:r>
-        <w:rPr>
-          <w:rFonts w:ascii="Adani" w:hAnsi="Adani"/>
-          <w:b/>
-          <w:sz w:val="20"/>
-          <w:u w:val="none"/>
-        </w:rPr>
         <w:t>ADANI RENEWABLE ENERGY SIXTEEN LIMITED</w:t>
       </w:r>
     </w:p>
@@ -3276,6 +3261,21 @@
           <w:sz w:val="20"/>
           <w:u w:val="none"/>
         </w:rPr>
+        <w:t>ADANI RENEWABLE ENERGY TWELVE LIMITED</w:t>
+      </w:r>
+    </w:p>
+    <w:p>
+      <w:pPr>
+        <w:spacing w:before="0" w:after="20"/>
+        <w:jc w:val="left"/>
+      </w:pPr>
+      <w:r>
+        <w:rPr>
+          <w:rFonts w:ascii="Adani" w:hAnsi="Adani"/>
+          <w:b/>
+          <w:sz w:val="20"/>
+          <w:u w:val="none"/>
+        </w:rPr>
         <w:t>ADANI SOLAR ENERGY RJ TWO PRIVATE LIMITED</w:t>
       </w:r>
     </w:p>
@@ -3291,7 +3291,7 @@
           <w:sz w:val="20"/>
           <w:u w:val="none"/>
         </w:rPr>
-        <w:t>ADANI SOLAR ENERGY JAISALMER TWO PRIVATE LIMITED</w:t>
+        <w:t>ADANI RENEWABLE ENERGY HOLDING NINETEEN PRIVATE LIMITED</w:t>
       </w:r>
     </w:p>
     <w:p>
@@ -3306,22 +3306,7 @@
           <w:sz w:val="20"/>
           <w:u w:val="none"/>
         </w:rPr>
-        <w:t>ADANI SOLAR ENERGY JODHPUR SIX LIMITED</w:t>
-      </w:r>
-    </w:p>
-    <w:p>
-      <w:pPr>
-        <w:spacing w:before="0" w:after="20"/>
-        <w:jc w:val="left"/>
-      </w:pPr>
-      <w:r>
-        <w:rPr>
-          <w:rFonts w:ascii="Adani" w:hAnsi="Adani"/>
-          <w:b/>
-          <w:sz w:val="20"/>
-          <w:u w:val="none"/>
-        </w:rPr>
-        <w:t>ADANI RENEWABLE ENERGY FOURTEEN LIMITED</w:t>
+        <w:t>ADANI SOLAR ENERGY JAISALMER TWO PRIVATE LIMITED</w:t>
       </w:r>
     </w:p>
     <w:p>
@@ -3366,7 +3351,22 @@
           <w:sz w:val="20"/>
           <w:u w:val="none"/>
         </w:rPr>
-        <w:t>ADANI RENEWABLE ENERGY HOLDING NINETEEN PRIVATE LIMITED</w:t>
+        <w:t>ADANI SOLAR ENERGY JODHPUR SIX LIMITED</w:t>
+      </w:r>
+    </w:p>
+    <w:p>
+      <w:pPr>
+        <w:spacing w:before="0" w:after="20"/>
+        <w:jc w:val="left"/>
+      </w:pPr>
+      <w:r>
+        <w:rPr>
+          <w:rFonts w:ascii="Adani" w:hAnsi="Adani"/>
+          <w:b/>
+          <w:sz w:val="20"/>
+          <w:u w:val="none"/>
+        </w:rPr>
+        <w:t>ADANI RENEWABLE ENERGY FOURTEEN LIMITED</w:t>
       </w:r>
     </w:p>
     <w:p/>
@@ -3427,21 +3427,6 @@
           <w:sz w:val="20"/>
           <w:u w:val="none"/>
         </w:rPr>
-        <w:t>ADANI RENEWABLE ENERGY TWELVE LIMITED</w:t>
-      </w:r>
-    </w:p>
-    <w:p>
-      <w:pPr>
-        <w:spacing w:before="0" w:after="20"/>
-        <w:jc w:val="left"/>
-      </w:pPr>
-      <w:r>
-        <w:rPr>
-          <w:rFonts w:ascii="Adani" w:hAnsi="Adani"/>
-          <w:b w:val="0"/>
-          <w:sz w:val="20"/>
-          <w:u w:val="none"/>
-        </w:rPr>
         <w:t>ADANI RENEWABLE ENERGY SIXTEEN LIMITED</w:t>
       </w:r>
     </w:p>
@@ -3472,6 +3457,36 @@
           <w:sz w:val="20"/>
           <w:u w:val="none"/>
         </w:rPr>
+        <w:t>ADANI RENEWABLE ENERGY TWELVE LIMITED</w:t>
+      </w:r>
+    </w:p>
+    <w:p>
+      <w:pPr>
+        <w:spacing w:before="0" w:after="20"/>
+        <w:jc w:val="left"/>
+      </w:pPr>
+      <w:r>
+        <w:rPr>
+          <w:rFonts w:ascii="Adani" w:hAnsi="Adani"/>
+          <w:b w:val="0"/>
+          <w:sz w:val="20"/>
+          <w:u w:val="none"/>
+        </w:rPr>
+        <w:t>ADANI RENEWABLE ENERGY HOLDING EIGHTEEN LIMITED</w:t>
+      </w:r>
+    </w:p>
+    <w:p>
+      <w:pPr>
+        <w:spacing w:before="0" w:after="20"/>
+        <w:jc w:val="left"/>
+      </w:pPr>
+      <w:r>
+        <w:rPr>
+          <w:rFonts w:ascii="Adani" w:hAnsi="Adani"/>
+          <w:b w:val="0"/>
+          <w:sz w:val="20"/>
+          <w:u w:val="none"/>
+        </w:rPr>
         <w:t>ADANI SOLAR ENERGY JODHPUR SIX LIMITED</w:t>
       </w:r>
     </w:p>
@@ -3488,21 +3503,6 @@
           <w:u w:val="none"/>
         </w:rPr>
         <w:t>ADANI RENEWABLE ENERGY FOURTEEN LIMITED</w:t>
-      </w:r>
-    </w:p>
-    <w:p>
-      <w:pPr>
-        <w:spacing w:before="0" w:after="20"/>
-        <w:jc w:val="left"/>
-      </w:pPr>
-      <w:r>
-        <w:rPr>
-          <w:rFonts w:ascii="Adani" w:hAnsi="Adani"/>
-          <w:b w:val="0"/>
-          <w:sz w:val="20"/>
-          <w:u w:val="none"/>
-        </w:rPr>
-        <w:t>ADANI RENEWABLE ENERGY HOLDING EIGHTEEN LIMITED</w:t>
       </w:r>
     </w:p>
     <w:p/>
@@ -3582,6 +3582,21 @@
           <w:sz w:val="20"/>
           <w:u w:val="none"/>
         </w:rPr>
+        <w:t>ADANI RENEWABLE ENERGY HOLDING NINETEEN PRIVATE LIMITED</w:t>
+      </w:r>
+    </w:p>
+    <w:p>
+      <w:pPr>
+        <w:spacing w:before="0" w:after="20"/>
+        <w:jc w:val="left"/>
+      </w:pPr>
+      <w:r>
+        <w:rPr>
+          <w:rFonts w:ascii="Adani" w:hAnsi="Adani"/>
+          <w:b w:val="0"/>
+          <w:sz w:val="20"/>
+          <w:u w:val="none"/>
+        </w:rPr>
         <w:t>ADANI SOLAR ENERGY JAISALMER TWO PRIVATE LIMITED</w:t>
       </w:r>
     </w:p>
@@ -3598,21 +3613,6 @@
           <w:u w:val="none"/>
         </w:rPr>
         <w:t>ADANI SOLAR ENERGY JAISALMER ONE PRIVATE LIMITED</w:t>
-      </w:r>
-    </w:p>
-    <w:p>
-      <w:pPr>
-        <w:spacing w:before="0" w:after="20"/>
-        <w:jc w:val="left"/>
-      </w:pPr>
-      <w:r>
-        <w:rPr>
-          <w:rFonts w:ascii="Adani" w:hAnsi="Adani"/>
-          <w:b w:val="0"/>
-          <w:sz w:val="20"/>
-          <w:u w:val="none"/>
-        </w:rPr>
-        <w:t>ADANI RENEWABLE ENERGY HOLDING NINETEEN PRIVATE LIMITED</w:t>
       </w:r>
     </w:p>
     <w:p/>
@@ -4543,120 +4543,6 @@
                 <w:sz w:val="18"/>
                 <w:u w:val="none"/>
               </w:rPr>
-              <w:t>U40106DL2018PLC337548</w:t>
-            </w:r>
-          </w:p>
-        </w:tc>
-        <w:tc>
-          <w:tcPr>
-            <w:tcW w:type="dxa" w:w="4252"/>
-            <w:shd w:val="clear" w:color="auto" w:fill="FFFFFF"/>
-            <w:tcBorders>
-              <w:top w:val="single" w:sz="4" w:space="0" w:color="000000"/>
-              <w:left w:val="single" w:sz="4" w:space="0" w:color="000000"/>
-              <w:bottom w:val="single" w:sz="4" w:space="0" w:color="000000"/>
-              <w:right w:val="single" w:sz="4" w:space="0" w:color="000000"/>
-            </w:tcBorders>
-            <w:vAlign w:val="center"/>
-          </w:tcPr>
-          <w:p>
-            <w:pPr>
-              <w:spacing w:before="40" w:after="40"/>
-              <w:jc w:val="left"/>
-            </w:pPr>
-            <w:r>
-              <w:rPr>
-                <w:rFonts w:ascii="Adani" w:hAnsi="Adani"/>
-                <w:b w:val="0"/>
-                <w:sz w:val="18"/>
-                <w:u w:val="none"/>
-              </w:rPr>
-              <w:t>ADANI RENEWABLE ENERGY TWELVE LIMITED</w:t>
-            </w:r>
-          </w:p>
-        </w:tc>
-        <w:tc>
-          <w:tcPr>
-            <w:tcW w:type="dxa" w:w="1587"/>
-            <w:shd w:val="clear" w:color="auto" w:fill="FFFFFF"/>
-            <w:tcBorders>
-              <w:top w:val="single" w:sz="4" w:space="0" w:color="000000"/>
-              <w:left w:val="single" w:sz="4" w:space="0" w:color="000000"/>
-              <w:bottom w:val="single" w:sz="4" w:space="0" w:color="000000"/>
-              <w:right w:val="single" w:sz="4" w:space="0" w:color="000000"/>
-            </w:tcBorders>
-            <w:vAlign w:val="center"/>
-          </w:tcPr>
-          <w:p>
-            <w:pPr>
-              <w:spacing w:before="40" w:after="40"/>
-              <w:jc w:val="left"/>
-            </w:pPr>
-            <w:r>
-              <w:rPr>
-                <w:rFonts w:ascii="Adani" w:hAnsi="Adani"/>
-                <w:b w:val="0"/>
-                <w:sz w:val="18"/>
-                <w:u w:val="none"/>
-              </w:rPr>
-              <w:t>Director</w:t>
-            </w:r>
-          </w:p>
-        </w:tc>
-        <w:tc>
-          <w:tcPr>
-            <w:tcW w:type="dxa" w:w="1304"/>
-            <w:shd w:val="clear" w:color="auto" w:fill="FFFFFF"/>
-            <w:tcBorders>
-              <w:top w:val="single" w:sz="4" w:space="0" w:color="000000"/>
-              <w:left w:val="single" w:sz="4" w:space="0" w:color="000000"/>
-              <w:bottom w:val="single" w:sz="4" w:space="0" w:color="000000"/>
-              <w:right w:val="single" w:sz="4" w:space="0" w:color="000000"/>
-            </w:tcBorders>
-            <w:vAlign w:val="center"/>
-          </w:tcPr>
-          <w:p>
-            <w:pPr>
-              <w:spacing w:before="40" w:after="40"/>
-              <w:jc w:val="left"/>
-            </w:pPr>
-            <w:r>
-              <w:rPr>
-                <w:rFonts w:ascii="Adani" w:hAnsi="Adani"/>
-                <w:b w:val="0"/>
-                <w:sz w:val="18"/>
-                <w:u w:val="none"/>
-              </w:rPr>
-              <w:t>29/11/2021</w:t>
-            </w:r>
-          </w:p>
-        </w:tc>
-      </w:tr>
-      <w:tr>
-        <w:tc>
-          <w:tcPr>
-            <w:tcW w:type="dxa" w:w="2268"/>
-            <w:shd w:val="clear" w:color="auto" w:fill="FFFFFF"/>
-            <w:tcBorders>
-              <w:top w:val="single" w:sz="4" w:space="0" w:color="000000"/>
-              <w:left w:val="single" w:sz="4" w:space="0" w:color="000000"/>
-              <w:bottom w:val="single" w:sz="4" w:space="0" w:color="000000"/>
-              <w:right w:val="single" w:sz="4" w:space="0" w:color="000000"/>
-            </w:tcBorders>
-            <w:vAlign w:val="center"/>
-          </w:tcPr>
-          <w:p>
-            <w:pPr>
-              <w:spacing w:before="40" w:after="40"/>
-              <w:jc w:val="left"/>
-            </w:pPr>
-            <w:r>
-              <w:rPr>
-                <w:rFonts w:ascii="Adani" w:hAnsi="Adani"/>
-                <w:b w:val="0"/>
-                <w:sz w:val="18"/>
-                <w:u w:val="none"/>
-              </w:rPr>
               <w:t>U74990DL2018PLC335496</w:t>
             </w:r>
           </w:p>
@@ -4885,6 +4771,120 @@
                 <w:sz w:val="18"/>
                 <w:u w:val="none"/>
               </w:rPr>
+              <w:t>U40106DL2018PLC337548</w:t>
+            </w:r>
+          </w:p>
+        </w:tc>
+        <w:tc>
+          <w:tcPr>
+            <w:tcW w:type="dxa" w:w="4252"/>
+            <w:shd w:val="clear" w:color="auto" w:fill="FFFFFF"/>
+            <w:tcBorders>
+              <w:top w:val="single" w:sz="4" w:space="0" w:color="000000"/>
+              <w:left w:val="single" w:sz="4" w:space="0" w:color="000000"/>
+              <w:bottom w:val="single" w:sz="4" w:space="0" w:color="000000"/>
+              <w:right w:val="single" w:sz="4" w:space="0" w:color="000000"/>
+            </w:tcBorders>
+            <w:vAlign w:val="center"/>
+          </w:tcPr>
+          <w:p>
+            <w:pPr>
+              <w:spacing w:before="40" w:after="40"/>
+              <w:jc w:val="left"/>
+            </w:pPr>
+            <w:r>
+              <w:rPr>
+                <w:rFonts w:ascii="Adani" w:hAnsi="Adani"/>
+                <w:b w:val="0"/>
+                <w:sz w:val="18"/>
+                <w:u w:val="none"/>
+              </w:rPr>
+              <w:t>ADANI RENEWABLE ENERGY TWELVE LIMITED</w:t>
+            </w:r>
+          </w:p>
+        </w:tc>
+        <w:tc>
+          <w:tcPr>
+            <w:tcW w:type="dxa" w:w="1587"/>
+            <w:shd w:val="clear" w:color="auto" w:fill="FFFFFF"/>
+            <w:tcBorders>
+              <w:top w:val="single" w:sz="4" w:space="0" w:color="000000"/>
+              <w:left w:val="single" w:sz="4" w:space="0" w:color="000000"/>
+              <w:bottom w:val="single" w:sz="4" w:space="0" w:color="000000"/>
+              <w:right w:val="single" w:sz="4" w:space="0" w:color="000000"/>
+            </w:tcBorders>
+            <w:vAlign w:val="center"/>
+          </w:tcPr>
+          <w:p>
+            <w:pPr>
+              <w:spacing w:before="40" w:after="40"/>
+              <w:jc w:val="left"/>
+            </w:pPr>
+            <w:r>
+              <w:rPr>
+                <w:rFonts w:ascii="Adani" w:hAnsi="Adani"/>
+                <w:b w:val="0"/>
+                <w:sz w:val="18"/>
+                <w:u w:val="none"/>
+              </w:rPr>
+              <w:t>Director</w:t>
+            </w:r>
+          </w:p>
+        </w:tc>
+        <w:tc>
+          <w:tcPr>
+            <w:tcW w:type="dxa" w:w="1304"/>
+            <w:shd w:val="clear" w:color="auto" w:fill="FFFFFF"/>
+            <w:tcBorders>
+              <w:top w:val="single" w:sz="4" w:space="0" w:color="000000"/>
+              <w:left w:val="single" w:sz="4" w:space="0" w:color="000000"/>
+              <w:bottom w:val="single" w:sz="4" w:space="0" w:color="000000"/>
+              <w:right w:val="single" w:sz="4" w:space="0" w:color="000000"/>
+            </w:tcBorders>
+            <w:vAlign w:val="center"/>
+          </w:tcPr>
+          <w:p>
+            <w:pPr>
+              <w:spacing w:before="40" w:after="40"/>
+              <w:jc w:val="left"/>
+            </w:pPr>
+            <w:r>
+              <w:rPr>
+                <w:rFonts w:ascii="Adani" w:hAnsi="Adani"/>
+                <w:b w:val="0"/>
+                <w:sz w:val="18"/>
+                <w:u w:val="none"/>
+              </w:rPr>
+              <w:t>29/11/2021</w:t>
+            </w:r>
+          </w:p>
+        </w:tc>
+      </w:tr>
+      <w:tr>
+        <w:tc>
+          <w:tcPr>
+            <w:tcW w:type="dxa" w:w="2268"/>
+            <w:shd w:val="clear" w:color="auto" w:fill="FFFFFF"/>
+            <w:tcBorders>
+              <w:top w:val="single" w:sz="4" w:space="0" w:color="000000"/>
+              <w:left w:val="single" w:sz="4" w:space="0" w:color="000000"/>
+              <w:bottom w:val="single" w:sz="4" w:space="0" w:color="000000"/>
+              <w:right w:val="single" w:sz="4" w:space="0" w:color="000000"/>
+            </w:tcBorders>
+            <w:vAlign w:val="center"/>
+          </w:tcPr>
+          <w:p>
+            <w:pPr>
+              <w:spacing w:before="40" w:after="40"/>
+              <w:jc w:val="left"/>
+            </w:pPr>
+            <w:r>
+              <w:rPr>
+                <w:rFonts w:ascii="Adani" w:hAnsi="Adani"/>
+                <w:b w:val="0"/>
+                <w:sz w:val="18"/>
+                <w:u w:val="none"/>
+              </w:rPr>
               <w:t>U40300DL2019PTC357444</w:t>
             </w:r>
           </w:p>
@@ -4999,7 +4999,7 @@
                 <w:sz w:val="18"/>
                 <w:u w:val="none"/>
               </w:rPr>
-              <w:t>U40106DL2018PTC337546</w:t>
+              <w:t>U74999DL2018PTC335493</w:t>
             </w:r>
           </w:p>
         </w:tc>
@@ -5027,7 +5027,7 @@
                 <w:sz w:val="18"/>
                 <w:u w:val="none"/>
               </w:rPr>
-              <w:t>ADANI SOLAR ENERGY JAISALMER TWO PRIVATE LIMITED</w:t>
+              <w:t>ADANI RENEWABLE ENERGY HOLDING NINETEEN PRIVATE LIMITED</w:t>
             </w:r>
           </w:p>
         </w:tc>
@@ -5113,7 +5113,7 @@
                 <w:sz w:val="18"/>
                 <w:u w:val="none"/>
               </w:rPr>
-              <w:t>U40106DL2020PLC363025</w:t>
+              <w:t>U40106DL2018PTC337546</w:t>
             </w:r>
           </w:p>
         </w:tc>
@@ -5141,121 +5141,7 @@
                 <w:sz w:val="18"/>
                 <w:u w:val="none"/>
               </w:rPr>
-              <w:t>ADANI SOLAR ENERGY JODHPUR SIX LIMITED</w:t>
-            </w:r>
-          </w:p>
-        </w:tc>
-        <w:tc>
-          <w:tcPr>
-            <w:tcW w:type="dxa" w:w="1587"/>
-            <w:shd w:val="clear" w:color="auto" w:fill="FFFFFF"/>
-            <w:tcBorders>
-              <w:top w:val="single" w:sz="4" w:space="0" w:color="000000"/>
-              <w:left w:val="single" w:sz="4" w:space="0" w:color="000000"/>
-              <w:bottom w:val="single" w:sz="4" w:space="0" w:color="000000"/>
-              <w:right w:val="single" w:sz="4" w:space="0" w:color="000000"/>
-            </w:tcBorders>
-            <w:vAlign w:val="center"/>
-          </w:tcPr>
-          <w:p>
-            <w:pPr>
-              <w:spacing w:before="40" w:after="40"/>
-              <w:jc w:val="left"/>
-            </w:pPr>
-            <w:r>
-              <w:rPr>
-                <w:rFonts w:ascii="Adani" w:hAnsi="Adani"/>
-                <w:b w:val="0"/>
-                <w:sz w:val="18"/>
-                <w:u w:val="none"/>
-              </w:rPr>
-              <w:t>Director</w:t>
-            </w:r>
-          </w:p>
-        </w:tc>
-        <w:tc>
-          <w:tcPr>
-            <w:tcW w:type="dxa" w:w="1304"/>
-            <w:shd w:val="clear" w:color="auto" w:fill="FFFFFF"/>
-            <w:tcBorders>
-              <w:top w:val="single" w:sz="4" w:space="0" w:color="000000"/>
-              <w:left w:val="single" w:sz="4" w:space="0" w:color="000000"/>
-              <w:bottom w:val="single" w:sz="4" w:space="0" w:color="000000"/>
-              <w:right w:val="single" w:sz="4" w:space="0" w:color="000000"/>
-            </w:tcBorders>
-            <w:vAlign w:val="center"/>
-          </w:tcPr>
-          <w:p>
-            <w:pPr>
-              <w:spacing w:before="40" w:after="40"/>
-              <w:jc w:val="left"/>
-            </w:pPr>
-            <w:r>
-              <w:rPr>
-                <w:rFonts w:ascii="Adani" w:hAnsi="Adani"/>
-                <w:b w:val="0"/>
-                <w:sz w:val="18"/>
-                <w:u w:val="none"/>
-              </w:rPr>
-              <w:t>30/09/2021</w:t>
-            </w:r>
-          </w:p>
-        </w:tc>
-      </w:tr>
-      <w:tr>
-        <w:tc>
-          <w:tcPr>
-            <w:tcW w:type="dxa" w:w="2268"/>
-            <w:shd w:val="clear" w:color="auto" w:fill="FFFFFF"/>
-            <w:tcBorders>
-              <w:top w:val="single" w:sz="4" w:space="0" w:color="000000"/>
-              <w:left w:val="single" w:sz="4" w:space="0" w:color="000000"/>
-              <w:bottom w:val="single" w:sz="4" w:space="0" w:color="000000"/>
-              <w:right w:val="single" w:sz="4" w:space="0" w:color="000000"/>
-            </w:tcBorders>
-            <w:vAlign w:val="center"/>
-          </w:tcPr>
-          <w:p>
-            <w:pPr>
-              <w:spacing w:before="40" w:after="40"/>
-              <w:jc w:val="left"/>
-            </w:pPr>
-            <w:r>
-              <w:rPr>
-                <w:rFonts w:ascii="Adani" w:hAnsi="Adani"/>
-                <w:b w:val="0"/>
-                <w:sz w:val="18"/>
-                <w:u w:val="none"/>
-              </w:rPr>
-              <w:t>U40106DL2019PLC347418</w:t>
-            </w:r>
-          </w:p>
-        </w:tc>
-        <w:tc>
-          <w:tcPr>
-            <w:tcW w:type="dxa" w:w="4252"/>
-            <w:shd w:val="clear" w:color="auto" w:fill="FFFFFF"/>
-            <w:tcBorders>
-              <w:top w:val="single" w:sz="4" w:space="0" w:color="000000"/>
-              <w:left w:val="single" w:sz="4" w:space="0" w:color="000000"/>
-              <w:bottom w:val="single" w:sz="4" w:space="0" w:color="000000"/>
-              <w:right w:val="single" w:sz="4" w:space="0" w:color="000000"/>
-            </w:tcBorders>
-            <w:vAlign w:val="center"/>
-          </w:tcPr>
-          <w:p>
-            <w:pPr>
-              <w:spacing w:before="40" w:after="40"/>
-              <w:jc w:val="left"/>
-            </w:pPr>
-            <w:r>
-              <w:rPr>
-                <w:rFonts w:ascii="Adani" w:hAnsi="Adani"/>
-                <w:b w:val="0"/>
-                <w:sz w:val="18"/>
-                <w:u w:val="none"/>
-              </w:rPr>
-              <w:t>ADANI RENEWABLE ENERGY FOURTEEN LIMITED</w:t>
+              <w:t>ADANI SOLAR ENERGY JAISALMER TWO PRIVATE LIMITED</w:t>
             </w:r>
           </w:p>
         </w:tc>
@@ -5569,7 +5455,7 @@
                 <w:sz w:val="18"/>
                 <w:u w:val="none"/>
               </w:rPr>
-              <w:t>U74999DL2018PTC335493</w:t>
+              <w:t>U40106DL2020PLC363025</w:t>
             </w:r>
           </w:p>
         </w:tc>
@@ -5597,7 +5483,121 @@
                 <w:sz w:val="18"/>
                 <w:u w:val="none"/>
               </w:rPr>
-              <w:t>ADANI RENEWABLE ENERGY HOLDING NINETEEN PRIVATE LIMITED</w:t>
+              <w:t>ADANI SOLAR ENERGY JODHPUR SIX LIMITED</w:t>
+            </w:r>
+          </w:p>
+        </w:tc>
+        <w:tc>
+          <w:tcPr>
+            <w:tcW w:type="dxa" w:w="1587"/>
+            <w:shd w:val="clear" w:color="auto" w:fill="FFFFFF"/>
+            <w:tcBorders>
+              <w:top w:val="single" w:sz="4" w:space="0" w:color="000000"/>
+              <w:left w:val="single" w:sz="4" w:space="0" w:color="000000"/>
+              <w:bottom w:val="single" w:sz="4" w:space="0" w:color="000000"/>
+              <w:right w:val="single" w:sz="4" w:space="0" w:color="000000"/>
+            </w:tcBorders>
+            <w:vAlign w:val="center"/>
+          </w:tcPr>
+          <w:p>
+            <w:pPr>
+              <w:spacing w:before="40" w:after="40"/>
+              <w:jc w:val="left"/>
+            </w:pPr>
+            <w:r>
+              <w:rPr>
+                <w:rFonts w:ascii="Adani" w:hAnsi="Adani"/>
+                <w:b w:val="0"/>
+                <w:sz w:val="18"/>
+                <w:u w:val="none"/>
+              </w:rPr>
+              <w:t>Director</w:t>
+            </w:r>
+          </w:p>
+        </w:tc>
+        <w:tc>
+          <w:tcPr>
+            <w:tcW w:type="dxa" w:w="1304"/>
+            <w:shd w:val="clear" w:color="auto" w:fill="FFFFFF"/>
+            <w:tcBorders>
+              <w:top w:val="single" w:sz="4" w:space="0" w:color="000000"/>
+              <w:left w:val="single" w:sz="4" w:space="0" w:color="000000"/>
+              <w:bottom w:val="single" w:sz="4" w:space="0" w:color="000000"/>
+              <w:right w:val="single" w:sz="4" w:space="0" w:color="000000"/>
+            </w:tcBorders>
+            <w:vAlign w:val="center"/>
+          </w:tcPr>
+          <w:p>
+            <w:pPr>
+              <w:spacing w:before="40" w:after="40"/>
+              <w:jc w:val="left"/>
+            </w:pPr>
+            <w:r>
+              <w:rPr>
+                <w:rFonts w:ascii="Adani" w:hAnsi="Adani"/>
+                <w:b w:val="0"/>
+                <w:sz w:val="18"/>
+                <w:u w:val="none"/>
+              </w:rPr>
+              <w:t>30/09/2021</w:t>
+            </w:r>
+          </w:p>
+        </w:tc>
+      </w:tr>
+      <w:tr>
+        <w:tc>
+          <w:tcPr>
+            <w:tcW w:type="dxa" w:w="2268"/>
+            <w:shd w:val="clear" w:color="auto" w:fill="FFFFFF"/>
+            <w:tcBorders>
+              <w:top w:val="single" w:sz="4" w:space="0" w:color="000000"/>
+              <w:left w:val="single" w:sz="4" w:space="0" w:color="000000"/>
+              <w:bottom w:val="single" w:sz="4" w:space="0" w:color="000000"/>
+              <w:right w:val="single" w:sz="4" w:space="0" w:color="000000"/>
+            </w:tcBorders>
+            <w:vAlign w:val="center"/>
+          </w:tcPr>
+          <w:p>
+            <w:pPr>
+              <w:spacing w:before="40" w:after="40"/>
+              <w:jc w:val="left"/>
+            </w:pPr>
+            <w:r>
+              <w:rPr>
+                <w:rFonts w:ascii="Adani" w:hAnsi="Adani"/>
+                <w:b w:val="0"/>
+                <w:sz w:val="18"/>
+                <w:u w:val="none"/>
+              </w:rPr>
+              <w:t>U40106DL2019PLC347418</w:t>
+            </w:r>
+          </w:p>
+        </w:tc>
+        <w:tc>
+          <w:tcPr>
+            <w:tcW w:type="dxa" w:w="4252"/>
+            <w:shd w:val="clear" w:color="auto" w:fill="FFFFFF"/>
+            <w:tcBorders>
+              <w:top w:val="single" w:sz="4" w:space="0" w:color="000000"/>
+              <w:left w:val="single" w:sz="4" w:space="0" w:color="000000"/>
+              <w:bottom w:val="single" w:sz="4" w:space="0" w:color="000000"/>
+              <w:right w:val="single" w:sz="4" w:space="0" w:color="000000"/>
+            </w:tcBorders>
+            <w:vAlign w:val="center"/>
+          </w:tcPr>
+          <w:p>
+            <w:pPr>
+              <w:spacing w:before="40" w:after="40"/>
+              <w:jc w:val="left"/>
+            </w:pPr>
+            <w:r>
+              <w:rPr>
+                <w:rFonts w:ascii="Adani" w:hAnsi="Adani"/>
+                <w:b w:val="0"/>
+                <w:sz w:val="18"/>
+                <w:u w:val="none"/>
+              </w:rPr>
+              <w:t>ADANI RENEWABLE ENERGY FOURTEEN LIMITED</w:t>
             </w:r>
           </w:p>
         </w:tc>
